--- a/ky/wisdom-stories/o-god-give-first-to-the-mountains-and-stones.docx
+++ b/ky/wisdom-stories/o-god-give-first-to-the-mountains-and-stones.docx
@@ -57,7 +57,7 @@
           <w:sz w:val="22"/>
           <w:lang w:val="ky-KG"/>
         </w:rPr>
-        <w:t>— Оо, Теңирим, адегенде тоо-ташка, токойго, жаныбарларга, сууга бер. Андан кийин адамдарга, каалгалаш кошунама, муктаждарга бер. Эгер андан артса, эң акырында мага бер!</w:t>
+        <w:t>— Оо, Кудайым, адегенде тоо-ташка, токойго, жаныбарларга, сууга бер. Андан кийин адамдарга, каалгалаш кошунама, муктаждарга бер. Эгер андан артса, эң акырында мага бер!</w:t>
       </w:r>
     </w:p>
     <w:p>
@@ -81,7 +81,7 @@
           <w:sz w:val="22"/>
           <w:lang w:val="ky-KG"/>
         </w:rPr>
-        <w:t xml:space="preserve">Сабак: </w:t>
+        <w:t>Сабак: Кең пейил адам өзүнөн мурда өзгөнүн камын ойлойт. Бул дубада элдин ырыскыны бөлүшүп, башкага үлүш бөлүү салты жашайт.</w:t>
       </w:r>
       <w:r>
         <w:rPr>
@@ -90,7 +90,6 @@
           <w:sz w:val="22"/>
           <w:lang w:val="ky-KG"/>
         </w:rPr>
-        <w:t>Кең пейил адам өзүнөн мурда өзгөнүн камын ойлойт. Ырыскыны бөлүшө билүүдө элдин ынтымагы, табиятка болгон урматы көрүнөт.</w:t>
       </w:r>
     </w:p>
     <w:p>
@@ -110,7 +109,7 @@
           <w:sz w:val="18"/>
           <w:lang w:val="ky-KG"/>
         </w:rPr>
-        <w:t>Окуя ачык интернет булактарынан алынды.</w:t>
+        <w:t>Аңгемелер ачык интернет булактарынан алынган, иллюстрациялар болсо ЖИ менен түзүлгөн.</w:t>
       </w:r>
     </w:p>
     <w:sectPr>
